--- a/index-modedemploi.docx
+++ b/index-modedemploi.docx
@@ -44,13 +44,11 @@
       <w:pPr>
         <w:jc w:val="center"/>
       </w:pPr>
-      <w:proofErr w:type="gramStart"/>
-      <w:r>
-        <w:t>par</w:t>
-      </w:r>
-      <w:proofErr w:type="gramEnd"/>
-      <w:r>
-        <w:t xml:space="preserve"> Éric Fullenbaum</w:t>
+      <w:r>
+        <w:t>par Éric Fullenbaum</w:t>
+      </w:r>
+      <w:r>
+        <w:t xml:space="preserve"> – Septembre 2026</w:t>
       </w:r>
     </w:p>
     <w:p>
@@ -171,7 +169,7 @@
           <w:r>
             <w:fldChar w:fldCharType="separate"/>
           </w:r>
-          <w:hyperlink w:anchor="_Toc239111718" w:history="1">
+          <w:hyperlink w:anchor="_Toc239428705" w:history="1">
             <w:r>
               <w:rPr>
                 <w:rStyle w:val="Lienhypertexte"/>
@@ -198,7 +196,7 @@
                 <w:noProof/>
                 <w:webHidden/>
               </w:rPr>
-              <w:instrText xml:space="preserve"> PAGEREF _Toc239111718 \h </w:instrText>
+              <w:instrText xml:space="preserve"> PAGEREF _Toc239428705 \h </w:instrText>
             </w:r>
             <w:r>
               <w:rPr>
@@ -245,7 +243,7 @@
               <w:lang w:eastAsia="fr-FR"/>
             </w:rPr>
           </w:pPr>
-          <w:hyperlink w:anchor="_Toc239111719" w:history="1">
+          <w:hyperlink w:anchor="_Toc239428706" w:history="1">
             <w:r>
               <w:rPr>
                 <w:rStyle w:val="Lienhypertexte"/>
@@ -290,7 +288,7 @@
                 <w:noProof/>
                 <w:webHidden/>
               </w:rPr>
-              <w:instrText xml:space="preserve"> PAGEREF _Toc239111719 \h </w:instrText>
+              <w:instrText xml:space="preserve"> PAGEREF _Toc239428706 \h </w:instrText>
             </w:r>
             <w:r>
               <w:rPr>
@@ -337,7 +335,7 @@
               <w:lang w:eastAsia="fr-FR"/>
             </w:rPr>
           </w:pPr>
-          <w:hyperlink w:anchor="_Toc239111720" w:history="1">
+          <w:hyperlink w:anchor="_Toc239428707" w:history="1">
             <w:r>
               <w:rPr>
                 <w:rStyle w:val="Lienhypertexte"/>
@@ -382,7 +380,7 @@
                 <w:noProof/>
                 <w:webHidden/>
               </w:rPr>
-              <w:instrText xml:space="preserve"> PAGEREF _Toc239111720 \h </w:instrText>
+              <w:instrText xml:space="preserve"> PAGEREF _Toc239428707 \h </w:instrText>
             </w:r>
             <w:r>
               <w:rPr>
@@ -429,7 +427,7 @@
               <w:lang w:eastAsia="fr-FR"/>
             </w:rPr>
           </w:pPr>
-          <w:hyperlink w:anchor="_Toc239111721" w:history="1">
+          <w:hyperlink w:anchor="_Toc239428708" w:history="1">
             <w:r>
               <w:rPr>
                 <w:rStyle w:val="Lienhypertexte"/>
@@ -474,7 +472,7 @@
                 <w:noProof/>
                 <w:webHidden/>
               </w:rPr>
-              <w:instrText xml:space="preserve"> PAGEREF _Toc239111721 \h </w:instrText>
+              <w:instrText xml:space="preserve"> PAGEREF _Toc239428708 \h </w:instrText>
             </w:r>
             <w:r>
               <w:rPr>
@@ -521,7 +519,7 @@
               <w:lang w:eastAsia="fr-FR"/>
             </w:rPr>
           </w:pPr>
-          <w:hyperlink w:anchor="_Toc239111722" w:history="1">
+          <w:hyperlink w:anchor="_Toc239428709" w:history="1">
             <w:r>
               <w:rPr>
                 <w:rStyle w:val="Lienhypertexte"/>
@@ -566,7 +564,7 @@
                 <w:noProof/>
                 <w:webHidden/>
               </w:rPr>
-              <w:instrText xml:space="preserve"> PAGEREF _Toc239111722 \h </w:instrText>
+              <w:instrText xml:space="preserve"> PAGEREF _Toc239428709 \h </w:instrText>
             </w:r>
             <w:r>
               <w:rPr>
@@ -613,7 +611,7 @@
               <w:lang w:eastAsia="fr-FR"/>
             </w:rPr>
           </w:pPr>
-          <w:hyperlink w:anchor="_Toc239111723" w:history="1">
+          <w:hyperlink w:anchor="_Toc239428710" w:history="1">
             <w:r>
               <w:rPr>
                 <w:rStyle w:val="Lienhypertexte"/>
@@ -658,7 +656,7 @@
                 <w:noProof/>
                 <w:webHidden/>
               </w:rPr>
-              <w:instrText xml:space="preserve"> PAGEREF _Toc239111723 \h </w:instrText>
+              <w:instrText xml:space="preserve"> PAGEREF _Toc239428710 \h </w:instrText>
             </w:r>
             <w:r>
               <w:rPr>
@@ -705,7 +703,7 @@
               <w:lang w:eastAsia="fr-FR"/>
             </w:rPr>
           </w:pPr>
-          <w:hyperlink w:anchor="_Toc239111724" w:history="1">
+          <w:hyperlink w:anchor="_Toc239428711" w:history="1">
             <w:r>
               <w:rPr>
                 <w:rStyle w:val="Lienhypertexte"/>
@@ -759,7 +757,7 @@
                 <w:noProof/>
                 <w:webHidden/>
               </w:rPr>
-              <w:instrText xml:space="preserve"> PAGEREF _Toc239111724 \h </w:instrText>
+              <w:instrText xml:space="preserve"> PAGEREF _Toc239428711 \h </w:instrText>
             </w:r>
             <w:r>
               <w:rPr>
@@ -806,7 +804,7 @@
               <w:lang w:eastAsia="fr-FR"/>
             </w:rPr>
           </w:pPr>
-          <w:hyperlink w:anchor="_Toc239111725" w:history="1">
+          <w:hyperlink w:anchor="_Toc239428712" w:history="1">
             <w:r>
               <w:rPr>
                 <w:rStyle w:val="Lienhypertexte"/>
@@ -851,7 +849,7 @@
                 <w:noProof/>
                 <w:webHidden/>
               </w:rPr>
-              <w:instrText xml:space="preserve"> PAGEREF _Toc239111725 \h </w:instrText>
+              <w:instrText xml:space="preserve"> PAGEREF _Toc239428712 \h </w:instrText>
             </w:r>
             <w:r>
               <w:rPr>
@@ -897,7 +895,7 @@
               <w:lang w:eastAsia="fr-FR"/>
             </w:rPr>
           </w:pPr>
-          <w:hyperlink w:anchor="_Toc239111726" w:history="1">
+          <w:hyperlink w:anchor="_Toc239428713" w:history="1">
             <w:r>
               <w:rPr>
                 <w:rStyle w:val="Lienhypertexte"/>
@@ -924,7 +922,7 @@
                 <w:noProof/>
                 <w:webHidden/>
               </w:rPr>
-              <w:instrText xml:space="preserve"> PAGEREF _Toc239111726 \h </w:instrText>
+              <w:instrText xml:space="preserve"> PAGEREF _Toc239428713 \h </w:instrText>
             </w:r>
             <w:r>
               <w:rPr>
@@ -970,7 +968,7 @@
               <w:lang w:eastAsia="fr-FR"/>
             </w:rPr>
           </w:pPr>
-          <w:hyperlink w:anchor="_Toc239111727" w:history="1">
+          <w:hyperlink w:anchor="_Toc239428714" w:history="1">
             <w:r>
               <w:rPr>
                 <w:rStyle w:val="Lienhypertexte"/>
@@ -997,7 +995,7 @@
                 <w:noProof/>
                 <w:webHidden/>
               </w:rPr>
-              <w:instrText xml:space="preserve"> PAGEREF _Toc239111727 \h </w:instrText>
+              <w:instrText xml:space="preserve"> PAGEREF _Toc239428714 \h </w:instrText>
             </w:r>
             <w:r>
               <w:rPr>
@@ -1043,7 +1041,7 @@
               <w:lang w:eastAsia="fr-FR"/>
             </w:rPr>
           </w:pPr>
-          <w:hyperlink w:anchor="_Toc239111728" w:history="1">
+          <w:hyperlink w:anchor="_Toc239428715" w:history="1">
             <w:r>
               <w:rPr>
                 <w:rStyle w:val="Lienhypertexte"/>
@@ -1070,7 +1068,7 @@
                 <w:noProof/>
                 <w:webHidden/>
               </w:rPr>
-              <w:instrText xml:space="preserve"> PAGEREF _Toc239111728 \h </w:instrText>
+              <w:instrText xml:space="preserve"> PAGEREF _Toc239428715 \h </w:instrText>
             </w:r>
             <w:r>
               <w:rPr>
@@ -1116,7 +1114,7 @@
               <w:lang w:eastAsia="fr-FR"/>
             </w:rPr>
           </w:pPr>
-          <w:hyperlink w:anchor="_Toc239111729" w:history="1">
+          <w:hyperlink w:anchor="_Toc239428716" w:history="1">
             <w:r>
               <w:rPr>
                 <w:rStyle w:val="Lienhypertexte"/>
@@ -1143,7 +1141,7 @@
                 <w:noProof/>
                 <w:webHidden/>
               </w:rPr>
-              <w:instrText xml:space="preserve"> PAGEREF _Toc239111729 \h </w:instrText>
+              <w:instrText xml:space="preserve"> PAGEREF _Toc239428716 \h </w:instrText>
             </w:r>
             <w:r>
               <w:rPr>
@@ -1190,7 +1188,7 @@
               <w:lang w:eastAsia="fr-FR"/>
             </w:rPr>
           </w:pPr>
-          <w:hyperlink w:anchor="_Toc239111730" w:history="1">
+          <w:hyperlink w:anchor="_Toc239428717" w:history="1">
             <w:r>
               <w:rPr>
                 <w:rStyle w:val="Lienhypertexte"/>
@@ -1235,7 +1233,7 @@
                 <w:noProof/>
                 <w:webHidden/>
               </w:rPr>
-              <w:instrText xml:space="preserve"> PAGEREF _Toc239111730 \h </w:instrText>
+              <w:instrText xml:space="preserve"> PAGEREF _Toc239428717 \h </w:instrText>
             </w:r>
             <w:r>
               <w:rPr>
@@ -1282,7 +1280,7 @@
               <w:lang w:eastAsia="fr-FR"/>
             </w:rPr>
           </w:pPr>
-          <w:hyperlink w:anchor="_Toc239111731" w:history="1">
+          <w:hyperlink w:anchor="_Toc239428718" w:history="1">
             <w:r>
               <w:rPr>
                 <w:rStyle w:val="Lienhypertexte"/>
@@ -1327,7 +1325,7 @@
                 <w:noProof/>
                 <w:webHidden/>
               </w:rPr>
-              <w:instrText xml:space="preserve"> PAGEREF _Toc239111731 \h </w:instrText>
+              <w:instrText xml:space="preserve"> PAGEREF _Toc239428718 \h </w:instrText>
             </w:r>
             <w:r>
               <w:rPr>
@@ -1374,7 +1372,7 @@
               <w:lang w:eastAsia="fr-FR"/>
             </w:rPr>
           </w:pPr>
-          <w:hyperlink w:anchor="_Toc239111732" w:history="1">
+          <w:hyperlink w:anchor="_Toc239428719" w:history="1">
             <w:r>
               <w:rPr>
                 <w:rStyle w:val="Lienhypertexte"/>
@@ -1419,7 +1417,7 @@
                 <w:noProof/>
                 <w:webHidden/>
               </w:rPr>
-              <w:instrText xml:space="preserve"> PAGEREF _Toc239111732 \h </w:instrText>
+              <w:instrText xml:space="preserve"> PAGEREF _Toc239428719 \h </w:instrText>
             </w:r>
             <w:r>
               <w:rPr>
@@ -1466,7 +1464,7 @@
               <w:lang w:eastAsia="fr-FR"/>
             </w:rPr>
           </w:pPr>
-          <w:hyperlink w:anchor="_Toc239111733" w:history="1">
+          <w:hyperlink w:anchor="_Toc239428720" w:history="1">
             <w:r>
               <w:rPr>
                 <w:rStyle w:val="Lienhypertexte"/>
@@ -1511,7 +1509,7 @@
                 <w:noProof/>
                 <w:webHidden/>
               </w:rPr>
-              <w:instrText xml:space="preserve"> PAGEREF _Toc239111733 \h </w:instrText>
+              <w:instrText xml:space="preserve"> PAGEREF _Toc239428720 \h </w:instrText>
             </w:r>
             <w:r>
               <w:rPr>
@@ -1557,7 +1555,7 @@
               <w:lang w:eastAsia="fr-FR"/>
             </w:rPr>
           </w:pPr>
-          <w:hyperlink w:anchor="_Toc239111734" w:history="1">
+          <w:hyperlink w:anchor="_Toc239428721" w:history="1">
             <w:r>
               <w:rPr>
                 <w:rStyle w:val="Lienhypertexte"/>
@@ -1584,7 +1582,7 @@
                 <w:noProof/>
                 <w:webHidden/>
               </w:rPr>
-              <w:instrText xml:space="preserve"> PAGEREF _Toc239111734 \h </w:instrText>
+              <w:instrText xml:space="preserve"> PAGEREF _Toc239428721 \h </w:instrText>
             </w:r>
             <w:r>
               <w:rPr>
@@ -1652,7 +1650,7 @@
         <w:pStyle w:val="Titre2"/>
       </w:pPr>
       <w:bookmarkStart w:id="0" w:name="WindowsEtAndroid"/>
-      <w:bookmarkStart w:id="1" w:name="_Toc239111718"/>
+      <w:bookmarkStart w:id="1" w:name="_Toc239428705"/>
       <w:bookmarkEnd w:id="0"/>
       <w:r>
         <w:t>Mode d’emploi détaillé pour le remplacement (cas des utilisateurs Windows, Android)</w:t>
@@ -1667,7 +1665,7 @@
           <w:numId w:val="8"/>
         </w:numPr>
       </w:pPr>
-      <w:bookmarkStart w:id="2" w:name="_Toc239111719"/>
+      <w:bookmarkStart w:id="2" w:name="_Toc239428706"/>
       <w:r>
         <w:t>Remplacer les navigateurs Chrome et Edge par Firefox</w:t>
       </w:r>
@@ -1950,7 +1948,7 @@
           <w:numId w:val="8"/>
         </w:numPr>
       </w:pPr>
-      <w:bookmarkStart w:id="3" w:name="_Toc239111720"/>
+      <w:bookmarkStart w:id="3" w:name="_Toc239428707"/>
       <w:r>
         <w:t>Remplacer les moteurs de recherche américains (Google search, Bing)</w:t>
       </w:r>
@@ -1972,13 +1970,8 @@
           <w:numId w:val="32"/>
         </w:numPr>
       </w:pPr>
-      <w:proofErr w:type="gramStart"/>
-      <w:r>
-        <w:t>soit</w:t>
-      </w:r>
-      <w:proofErr w:type="gramEnd"/>
-      <w:r>
-        <w:t xml:space="preserve"> </w:t>
+      <w:r>
+        <w:t xml:space="preserve">soit </w:t>
       </w:r>
       <w:r>
         <w:rPr>
@@ -2010,13 +2003,8 @@
           <w:numId w:val="32"/>
         </w:numPr>
       </w:pPr>
-      <w:proofErr w:type="gramStart"/>
-      <w:r>
-        <w:t>soit</w:t>
-      </w:r>
-      <w:proofErr w:type="gramEnd"/>
-      <w:r>
-        <w:t xml:space="preserve"> </w:t>
+      <w:r>
+        <w:t xml:space="preserve">soit </w:t>
       </w:r>
       <w:r>
         <w:rPr>
@@ -2125,7 +2113,7 @@
           <w:numId w:val="8"/>
         </w:numPr>
       </w:pPr>
-      <w:bookmarkStart w:id="4" w:name="_Toc239111721"/>
+      <w:bookmarkStart w:id="4" w:name="_Toc239428708"/>
       <w:r>
         <w:t>Remplacer la messagerie instantanée WhatsApp</w:t>
       </w:r>
@@ -2220,7 +2208,7 @@
           <w:numId w:val="8"/>
         </w:numPr>
       </w:pPr>
-      <w:bookmarkStart w:id="5" w:name="_Toc239111722"/>
+      <w:bookmarkStart w:id="5" w:name="_Toc239428709"/>
       <w:r>
         <w:t>Remplacer la cartographie Google Map ou Waze</w:t>
       </w:r>
@@ -2320,7 +2308,7 @@
           <w:numId w:val="8"/>
         </w:numPr>
       </w:pPr>
-      <w:bookmarkStart w:id="6" w:name="_Toc239111723"/>
+      <w:bookmarkStart w:id="6" w:name="_Toc239428710"/>
       <w:r>
         <w:t>Remplacer les chats IA américains</w:t>
       </w:r>
@@ -2394,23 +2382,7 @@
           <w:b/>
           <w:bCs/>
         </w:rPr>
-        <w:t xml:space="preserve">Duck </w:t>
-      </w:r>
-      <w:proofErr w:type="gramStart"/>
-      <w:r>
-        <w:rPr>
-          <w:b/>
-          <w:bCs/>
-        </w:rPr>
-        <w:t>ai</w:t>
-      </w:r>
-      <w:proofErr w:type="gramEnd"/>
-      <w:r>
-        <w:rPr>
-          <w:b/>
-          <w:bCs/>
-        </w:rPr>
-        <w:t xml:space="preserve"> </w:t>
+        <w:t xml:space="preserve">Duck ai </w:t>
       </w:r>
       <w:r>
         <w:t xml:space="preserve">(Californie, </w:t>
@@ -2450,7 +2422,7 @@
           <w:lang w:val="en-US"/>
         </w:rPr>
       </w:pPr>
-      <w:bookmarkStart w:id="7" w:name="_Toc239111724"/>
+      <w:bookmarkStart w:id="7" w:name="_Toc239428711"/>
       <w:r>
         <w:t>Remplacer</w:t>
       </w:r>
@@ -2530,7 +2502,7 @@
           <w:numId w:val="8"/>
         </w:numPr>
       </w:pPr>
-      <w:bookmarkStart w:id="8" w:name="_Toc239111725"/>
+      <w:bookmarkStart w:id="8" w:name="_Toc239428712"/>
       <w:r>
         <w:t>Remplacer Microsoft 365 OneDrive pour Cloudeezy</w:t>
       </w:r>
@@ -2661,7 +2633,7 @@
       <w:pPr>
         <w:pStyle w:val="Titre4"/>
       </w:pPr>
-      <w:bookmarkStart w:id="9" w:name="_Toc239111726"/>
+      <w:bookmarkStart w:id="9" w:name="_Toc239428713"/>
       <w:r>
         <w:t>7.1 Créer un compte Cloudeezy</w:t>
       </w:r>
@@ -2730,7 +2702,7 @@
         <w:pStyle w:val="Titre4"/>
         <w:jc w:val="both"/>
       </w:pPr>
-      <w:bookmarkStart w:id="10" w:name="_Toc239111727"/>
+      <w:bookmarkStart w:id="10" w:name="_Toc239428714"/>
       <w:r>
         <w:t>7.2 Voir ses fichiers Cloudeezy sur son PC</w:t>
       </w:r>
@@ -3022,15 +2994,7 @@
         <w:jc w:val="both"/>
       </w:pPr>
       <w:r>
-        <w:t xml:space="preserve">Cliquez sur le bouton [Se connecter] et entrez l’adresse </w:t>
-      </w:r>
-      <w:proofErr w:type="gramStart"/>
-      <w:r>
-        <w:t>e-mail</w:t>
-      </w:r>
-      <w:proofErr w:type="gramEnd"/>
-      <w:r>
-        <w:t xml:space="preserve"> et le mot de passe que vous avez définis lors de la création du compte Cloudeezy.</w:t>
+        <w:t>Cliquez sur le bouton [Se connecter] et entrez l’adresse e-mail et le mot de passe que vous avez définis lors de la création du compte Cloudeezy.</w:t>
       </w:r>
     </w:p>
     <w:p>
@@ -3148,7 +3112,13 @@
       </w:pPr>
       <w:r>
         <w:lastRenderedPageBreak/>
-        <w:t xml:space="preserve">Conseil : chiffrez les fichiers les plus précieux avant de les mettre sur le Cloud. Vous pouvez pour cela utiliser </w:t>
+        <w:t>Conseil </w:t>
+      </w:r>
+      <w:r>
+        <w:t xml:space="preserve">1 </w:t>
+      </w:r>
+      <w:r>
+        <w:t xml:space="preserve">: chiffrez les fichiers les plus précieux avant de les mettre sur le Cloud. Vous pouvez pour cela utiliser </w:t>
       </w:r>
       <w:r>
         <w:rPr>
@@ -3165,12 +3135,20 @@
       <w:pPr>
         <w:jc w:val="both"/>
       </w:pPr>
+      <w:r>
+        <w:t>Conseil 2 : lors de la copie/transfert des dossiers OneDrive au fil de l’eau vers le dossier Nextcloud, profitez-en pour les sauvegarder également sur votre dispositif de sauvegarde.</w:t>
+      </w:r>
     </w:p>
     <w:p>
       <w:pPr>
+        <w:jc w:val="both"/>
+      </w:pPr>
+    </w:p>
+    <w:p>
+      <w:pPr>
         <w:pStyle w:val="Titre4"/>
       </w:pPr>
-      <w:bookmarkStart w:id="11" w:name="_Toc239111728"/>
+      <w:bookmarkStart w:id="11" w:name="_Toc239428715"/>
       <w:r>
         <w:t>7.3 Transférer ses contacts de Microsoft 365 vers Cloudeezy</w:t>
       </w:r>
@@ -3298,13 +3276,8 @@
           <w:numId w:val="20"/>
         </w:numPr>
       </w:pPr>
-      <w:proofErr w:type="gramStart"/>
-      <w:r>
-        <w:t>exporter</w:t>
-      </w:r>
-      <w:proofErr w:type="gramEnd"/>
-      <w:r>
-        <w:t xml:space="preserve"> vos contacts Microsoft 365 au format csv,</w:t>
+      <w:r>
+        <w:t>exporter vos contacts Microsoft 365 au format csv,</w:t>
       </w:r>
     </w:p>
     <w:p>
@@ -3315,13 +3288,8 @@
           <w:numId w:val="20"/>
         </w:numPr>
       </w:pPr>
-      <w:proofErr w:type="gramStart"/>
-      <w:r>
-        <w:t>importer</w:t>
-      </w:r>
-      <w:proofErr w:type="gramEnd"/>
-      <w:r>
-        <w:t xml:space="preserve"> ces contacts au format csv dans votre compte gmail temporaire,</w:t>
+      <w:r>
+        <w:t>importer ces contacts au format csv dans votre compte gmail temporaire,</w:t>
       </w:r>
     </w:p>
     <w:p>
@@ -3332,13 +3300,8 @@
           <w:numId w:val="20"/>
         </w:numPr>
       </w:pPr>
-      <w:proofErr w:type="gramStart"/>
-      <w:r>
-        <w:t>exporter</w:t>
-      </w:r>
-      <w:proofErr w:type="gramEnd"/>
-      <w:r>
-        <w:t xml:space="preserve"> depuis gmail au format vcf,</w:t>
+      <w:r>
+        <w:t>exporter depuis gmail au format vcf,</w:t>
       </w:r>
     </w:p>
     <w:p>
@@ -3349,13 +3312,8 @@
           <w:numId w:val="20"/>
         </w:numPr>
       </w:pPr>
-      <w:proofErr w:type="gramStart"/>
-      <w:r>
-        <w:t>importer</w:t>
-      </w:r>
-      <w:proofErr w:type="gramEnd"/>
-      <w:r>
-        <w:t xml:space="preserve"> ces contacts au format vcf dans Cloudeezy,</w:t>
+      <w:r>
+        <w:t>importer ces contacts au format vcf dans Cloudeezy,</w:t>
       </w:r>
     </w:p>
     <w:p>
@@ -3366,13 +3324,8 @@
           <w:numId w:val="20"/>
         </w:numPr>
       </w:pPr>
-      <w:proofErr w:type="gramStart"/>
-      <w:r>
-        <w:t>effacer</w:t>
-      </w:r>
-      <w:proofErr w:type="gramEnd"/>
-      <w:r>
-        <w:t xml:space="preserve"> les contacts préalablement importés dans le compte gmail.</w:t>
+      <w:r>
+        <w:t>effacer les contacts préalablement importés dans le compte gmail.</w:t>
       </w:r>
     </w:p>
     <w:p>
@@ -3489,6 +3442,7 @@
     </w:p>
     <w:p>
       <w:r>
+        <w:lastRenderedPageBreak/>
         <w:t xml:space="preserve"> Vous vous retrouvez sur OneDrive en ligne. Cliquez sur le menu en haut à gauche (carré 9 points) :</w:t>
       </w:r>
     </w:p>
@@ -3500,7 +3454,6 @@
         <w:rPr>
           <w:noProof/>
         </w:rPr>
-        <w:lastRenderedPageBreak/>
         <mc:AlternateContent>
           <mc:Choice Requires="wpg">
             <w:drawing>
@@ -3915,15 +3868,7 @@
         <w:jc w:val="both"/>
       </w:pPr>
       <w:r>
-        <w:t>&lt;</w:t>
-      </w:r>
-      <w:proofErr w:type="gramStart"/>
-      <w:r>
-        <w:t>aaaa.mm.jj</w:t>
-      </w:r>
-      <w:proofErr w:type="gramEnd"/>
-      <w:r>
-        <w:t>&gt;-contacts-&lt;Votre prénom&gt;.csv</w:t>
+        <w:t>&lt;aaaa.mm.jj&gt;-contacts-&lt;Votre prénom&gt;.csv</w:t>
       </w:r>
     </w:p>
     <w:p>
@@ -3931,6 +3876,7 @@
         <w:jc w:val="both"/>
       </w:pPr>
       <w:r>
+        <w:lastRenderedPageBreak/>
         <w:t xml:space="preserve">Ce fichier </w:t>
       </w:r>
       <w:r>
@@ -3940,7 +3886,13 @@
         <w:t>pourra être sauvegardé sur votre dispositif de sauvegarde</w:t>
       </w:r>
       <w:r>
-        <w:t xml:space="preserve"> (disque ou clé externe)</w:t>
+        <w:t xml:space="preserve"> (disque ou clé externe</w:t>
+      </w:r>
+      <w:r>
+        <w:t xml:space="preserve"> ou Cloud</w:t>
+      </w:r>
+      <w:r>
+        <w:t>)</w:t>
       </w:r>
       <w:r>
         <w:t>.</w:t>
@@ -4058,20 +4010,14 @@
       <w:pPr>
         <w:jc w:val="both"/>
       </w:pPr>
-      <w:proofErr w:type="gramStart"/>
-      <w:r>
-        <w:t>et</w:t>
-      </w:r>
-      <w:proofErr w:type="gramEnd"/>
-      <w:r>
-        <w:t xml:space="preserve"> sélectionnez le fichier csv que vous venez d’exporter depuis Outlook contacts.</w:t>
+      <w:r>
+        <w:t>et sélectionnez le fichier csv que vous venez d’exporter depuis Outlook contacts.</w:t>
       </w:r>
     </w:p>
     <w:p>
       <w:r>
         <w:t xml:space="preserve">Une fois les contacts importés, sélectionnez le premier contact, puis cliquez sur le chevron au-dessus des contacts à gauche pour sélectionner </w:t>
       </w:r>
-      <w:proofErr w:type="gramStart"/>
       <w:r>
         <w:rPr>
           <w:b/>
@@ -4079,7 +4025,6 @@
         </w:rPr>
         <w:t>Tous</w:t>
       </w:r>
-      <w:proofErr w:type="gramEnd"/>
       <w:r>
         <w:t xml:space="preserve">. Une fois tous les contacts sélectionnés, cliquez sur les </w:t>
       </w:r>
@@ -4473,7 +4418,7 @@
       <w:pPr>
         <w:pStyle w:val="Titre4"/>
       </w:pPr>
-      <w:bookmarkStart w:id="12" w:name="_Toc239111729"/>
+      <w:bookmarkStart w:id="12" w:name="_Toc239428716"/>
       <w:r>
         <w:t>7.4 Transférer une portion de son calendrier de Microsoft 365 vers Cloudeezy</w:t>
       </w:r>
@@ -5074,13 +5019,8 @@
       </w:r>
     </w:p>
     <w:p>
-      <w:proofErr w:type="gramStart"/>
-      <w:r>
-        <w:t>Cliquez en</w:t>
-      </w:r>
-      <w:proofErr w:type="gramEnd"/>
-      <w:r>
-        <w:t xml:space="preserve"> bas sur Paramètre de Agenda :</w:t>
+      <w:r>
+        <w:t>Cliquez en bas sur Paramètre de Agenda :</w:t>
       </w:r>
     </w:p>
     <w:p>
@@ -5163,13 +5103,8 @@
       <w:pPr>
         <w:keepNext/>
       </w:pPr>
-      <w:proofErr w:type="gramStart"/>
-      <w:r>
-        <w:t>puis</w:t>
-      </w:r>
-      <w:proofErr w:type="gramEnd"/>
-      <w:r>
-        <w:t xml:space="preserve"> cliquez sur Importer un agenda :</w:t>
+      <w:r>
+        <w:t>puis cliquez sur Importer un agenda :</w:t>
       </w:r>
     </w:p>
     <w:p>
@@ -5292,7 +5227,7 @@
           <w:numId w:val="8"/>
         </w:numPr>
       </w:pPr>
-      <w:bookmarkStart w:id="13" w:name="_Toc239111730"/>
+      <w:bookmarkStart w:id="13" w:name="_Toc239428717"/>
       <w:r>
         <w:t>Voir ses mails, contacts et calendriers sur son PC avec Thunderbird</w:t>
       </w:r>
@@ -5486,15 +5421,7 @@
         <w:jc w:val="both"/>
       </w:pPr>
       <w:r>
-        <w:t xml:space="preserve">Ainsi vous pourrez pendant un temps lire vos boîtes </w:t>
-      </w:r>
-      <w:proofErr w:type="gramStart"/>
-      <w:r>
-        <w:t>aux lettre</w:t>
-      </w:r>
-      <w:proofErr w:type="gramEnd"/>
-      <w:r>
-        <w:t xml:space="preserve"> aussi bien dans Outlook ou Gmail que dans Thunderbird.</w:t>
+        <w:t>Ainsi vous pourrez pendant un temps lire vos boîtes aux lettre aussi bien dans Outlook ou Gmail que dans Thunderbird.</w:t>
       </w:r>
     </w:p>
     <w:p>
@@ -5979,13 +5906,8 @@
     </w:p>
     <w:p>
       <w:r>
-        <w:t>Sélectionnez ensuite la liste de contacts à synchroniser, puis cliquez sur [Continuer</w:t>
-      </w:r>
-      <w:proofErr w:type="gramStart"/>
-      <w:r>
-        <w:t>]:</w:t>
-      </w:r>
-      <w:proofErr w:type="gramEnd"/>
+        <w:t>Sélectionnez ensuite la liste de contacts à synchroniser, puis cliquez sur [Continuer]:</w:t>
+      </w:r>
     </w:p>
     <w:p>
       <w:pPr>
@@ -6101,13 +6023,8 @@
         </w:numPr>
         <w:jc w:val="both"/>
       </w:pPr>
-      <w:proofErr w:type="gramStart"/>
-      <w:r>
-        <w:t>Cliquez en</w:t>
-      </w:r>
-      <w:proofErr w:type="gramEnd"/>
-      <w:r>
-        <w:t xml:space="preserve"> bas sur « Ajouter un agenda… »</w:t>
+      <w:r>
+        <w:t>Cliquez en bas sur « Ajouter un agenda… »</w:t>
       </w:r>
     </w:p>
     <w:p>
@@ -6207,7 +6124,7 @@
           <w:numId w:val="8"/>
         </w:numPr>
       </w:pPr>
-      <w:bookmarkStart w:id="14" w:name="_Toc239111731"/>
+      <w:bookmarkStart w:id="14" w:name="_Toc239428718"/>
       <w:r>
         <w:t>Accéder à ses fichiers, contacts et calendriers sur son téléphone</w:t>
       </w:r>
@@ -7906,7 +7823,7 @@
           <w:numId w:val="8"/>
         </w:numPr>
       </w:pPr>
-      <w:bookmarkStart w:id="15" w:name="_Toc239111732"/>
+      <w:bookmarkStart w:id="15" w:name="_Toc239428719"/>
       <w:r>
         <w:t>Remplacer la bureautique Office (Word, Excel, Powerpoint)</w:t>
       </w:r>
@@ -8226,15 +8143,7 @@
         </mc:AlternateContent>
       </w:r>
       <w:r>
-        <w:t xml:space="preserve"> ONLYOFFICE et de cliquer sur « </w:t>
-      </w:r>
-      <w:proofErr w:type="gramStart"/>
-      <w:r>
-        <w:t>Clouds  +</w:t>
-      </w:r>
-      <w:proofErr w:type="gramEnd"/>
-      <w:r>
-        <w:t> » :</w:t>
+        <w:t xml:space="preserve"> ONLYOFFICE et de cliquer sur « Clouds  + » :</w:t>
       </w:r>
     </w:p>
     <w:p>
@@ -8334,7 +8243,7 @@
           <w:numId w:val="8"/>
         </w:numPr>
       </w:pPr>
-      <w:bookmarkStart w:id="16" w:name="_Toc239111733"/>
+      <w:bookmarkStart w:id="16" w:name="_Toc239428720"/>
       <w:r>
         <w:t>Remplacer les boîtes aux lettres hébergées Outlook et gmail</w:t>
       </w:r>
@@ -8345,15 +8254,7 @@
         <w:jc w:val="both"/>
       </w:pPr>
       <w:r>
-        <w:t xml:space="preserve">Si vos adresses </w:t>
-      </w:r>
-      <w:proofErr w:type="gramStart"/>
-      <w:r>
-        <w:t>mail</w:t>
-      </w:r>
-      <w:proofErr w:type="gramEnd"/>
-      <w:r>
-        <w:t xml:space="preserve"> se terminent, par exemple, par outlook.fr ou live.fr ou gmail.com, c’est qu’elles sont hébergées par des services numériques américains et qu’il faut les remplacer ou du moins réduire leur usage au strict nécessaire (par exemple, une adresse gmail est nécessaire si l’on utilise un téléphone Android).</w:t>
+        <w:t>Si vos adresses mail se terminent, par exemple, par outlook.fr ou live.fr ou gmail.com, c’est qu’elles sont hébergées par des services numériques américains et qu’il faut les remplacer ou du moins réduire leur usage au strict nécessaire (par exemple, une adresse gmail est nécessaire si l’on utilise un téléphone Android).</w:t>
       </w:r>
     </w:p>
     <w:p>
@@ -8395,16 +8296,11 @@
       <w:r>
         <w:t xml:space="preserve"> </w:t>
       </w:r>
-      <w:proofErr w:type="gramStart"/>
       <w:r>
         <w:t xml:space="preserve">au moins deux </w:t>
       </w:r>
       <w:r>
-        <w:t>boîte</w:t>
-      </w:r>
-      <w:proofErr w:type="gramEnd"/>
-      <w:r>
-        <w:t xml:space="preserve"> aux lettres</w:t>
+        <w:t>boîte aux lettres</w:t>
       </w:r>
       <w:r>
         <w:t>, une</w:t>
@@ -8489,15 +8385,7 @@
         <w:t>prévenez vos contacts</w:t>
       </w:r>
       <w:r>
-        <w:t xml:space="preserve"> importants de votre changement d’adresse </w:t>
-      </w:r>
-      <w:proofErr w:type="gramStart"/>
-      <w:r>
-        <w:t>mail</w:t>
-      </w:r>
-      <w:proofErr w:type="gramEnd"/>
-      <w:r>
-        <w:t>.</w:t>
+        <w:t xml:space="preserve"> importants de votre changement d’adresse mail.</w:t>
       </w:r>
     </w:p>
     <w:p>
@@ -8575,7 +8463,7 @@
       <w:pPr>
         <w:pStyle w:val="Titre2"/>
       </w:pPr>
-      <w:bookmarkStart w:id="17" w:name="_Toc239111734"/>
+      <w:bookmarkStart w:id="17" w:name="_Toc239428721"/>
       <w:r>
         <w:lastRenderedPageBreak/>
         <w:t>Annexe – Confidentialité avec Windows</w:t>
